--- a/spa/docx/012.content.docx
+++ b/spa/docx/012.content.docx
@@ -19,7 +19,7 @@
         <w:rPr>
           <w:lang w:val="es_ES" w:bidi="es_ES"/>
         </w:rPr>
-        <w:t>Resource: Tyndale Open Bible Dictionary</w:t>
+        <w:t>Resource: Aquifer Open Bible Dictionary</w:t>
       </w:r>
       <w:r>
         <w:rPr>
@@ -112,7 +112,7 @@
         <w:rPr>
           <w:lang w:val="es_ES" w:bidi="es_ES"/>
         </w:rPr>
-        <w:t>Tyndale Open Bible Dictionary</w:t>
+        <w:t>Aquifer Open Bible Dictionary</w:t>
       </w:r>
     </w:p>
     <w:p>

--- a/spa/docx/012.content.docx
+++ b/spa/docx/012.content.docx
@@ -233,18 +233,12 @@
         </w:rPr>
         <w:t xml:space="preserve">Una de las diez ciudades griegas originales. Roma la reconstruyó después de la conquista de Palestina y Siria por Pompeyo alrededor del año 63 a.C. La región de estas ciudades llegó a ser conocida como la Decápolis. Kanatha (también escrita Canatha) estaba a unos 96.5 kilómetros al este del Mar de Galilea, formando el límite más oriental de la Decápolis. Algunos identifican la ciudad con Quenat de </w:t>
       </w:r>
-      <w:hyperlink r:id="rId13">
-        <w:r>
-          <w:rPr>
-            <w:lang w:val="es_ES" w:bidi="es_ES"/>
-          </w:rPr>
-          <w:rPr>
-            <w:color w:val="0000EE"/>
-            <w:u w:val="single"/>
-          </w:rPr>
-          <w:t>Números 32:42</w:t>
-        </w:r>
-      </w:hyperlink>
+      <w:r>
+        <w:rPr>
+          <w:lang w:val="es_ES" w:bidi="es_ES"/>
+        </w:rPr>
+        <w:t>Números 32:42</w:t>
+      </w:r>
       <w:r>
         <w:rPr>
           <w:lang w:val="es_ES" w:bidi="es_ES"/>
@@ -344,72 +338,48 @@
         </w:rPr>
         <w:t>Canal en Babilonia. El profeta Ezequiel, que estaba entre los exiliados del reino del sur de Judá, recibió visiones de Dios mientras vivía en la zona del Canal de Kebar (</w:t>
       </w:r>
-      <w:hyperlink r:id="rId14">
-        <w:r>
-          <w:rPr>
-            <w:lang w:val="es_ES" w:bidi="es_ES"/>
-          </w:rPr>
-          <w:rPr>
-            <w:color w:val="0000EE"/>
-            <w:u w:val="single"/>
-          </w:rPr>
-          <w:t>Esd 1:1, 3,</w:t>
-        </w:r>
-      </w:hyperlink>
+      <w:r>
+        <w:rPr>
+          <w:lang w:val="es_ES" w:bidi="es_ES"/>
+        </w:rPr>
+        <w:t>Esd 1:1, 3,</w:t>
+      </w:r>
       <w:r>
         <w:rPr>
           <w:lang w:val="es_ES" w:bidi="es_ES"/>
         </w:rPr>
         <w:t xml:space="preserve"> </w:t>
       </w:r>
-      <w:hyperlink r:id="rId15">
-        <w:r>
-          <w:rPr>
-            <w:lang w:val="es_ES" w:bidi="es_ES"/>
-          </w:rPr>
-          <w:rPr>
-            <w:color w:val="0000EE"/>
-            <w:u w:val="single"/>
-          </w:rPr>
-          <w:t>3:15, 23,</w:t>
-        </w:r>
-      </w:hyperlink>
+      <w:r>
+        <w:rPr>
+          <w:lang w:val="es_ES" w:bidi="es_ES"/>
+        </w:rPr>
+        <w:t>3:15, 23,</w:t>
+      </w:r>
       <w:r>
         <w:rPr>
           <w:lang w:val="es_ES" w:bidi="es_ES"/>
         </w:rPr>
         <w:t xml:space="preserve"> </w:t>
       </w:r>
-      <w:hyperlink r:id="rId16">
-        <w:r>
-          <w:rPr>
-            <w:lang w:val="es_ES" w:bidi="es_ES"/>
-          </w:rPr>
-          <w:rPr>
-            <w:color w:val="0000EE"/>
-            <w:u w:val="single"/>
-          </w:rPr>
-          <w:t>10:15, 20, 22,</w:t>
-        </w:r>
-      </w:hyperlink>
+      <w:r>
+        <w:rPr>
+          <w:lang w:val="es_ES" w:bidi="es_ES"/>
+        </w:rPr>
+        <w:t>10:15, 20, 22,</w:t>
+      </w:r>
       <w:r>
         <w:rPr>
           <w:lang w:val="es_ES" w:bidi="es_ES"/>
         </w:rPr>
         <w:t xml:space="preserve"> </w:t>
       </w:r>
-      <w:hyperlink r:id="rId17">
-        <w:r>
-          <w:rPr>
-            <w:lang w:val="es_ES" w:bidi="es_ES"/>
-          </w:rPr>
-          <w:rPr>
-            <w:color w:val="0000EE"/>
-            <w:u w:val="single"/>
-          </w:rPr>
-          <w:t>43:3</w:t>
-        </w:r>
-      </w:hyperlink>
+      <w:r>
+        <w:rPr>
+          <w:lang w:val="es_ES" w:bidi="es_ES"/>
+        </w:rPr>
+        <w:t>43:3</w:t>
+      </w:r>
       <w:r>
         <w:rPr>
           <w:lang w:val="es_ES" w:bidi="es_ES"/>
@@ -477,18 +447,12 @@
         </w:rPr>
         <w:t>Otra forma de escribir Cafira, una antigua ciudad que fue hogar del pueblo heveo (</w:t>
       </w:r>
-      <w:hyperlink r:id="rId18">
-        <w:r>
-          <w:rPr>
-            <w:lang w:val="es_ES" w:bidi="es_ES"/>
-          </w:rPr>
-          <w:rPr>
-            <w:color w:val="0000EE"/>
-            <w:u w:val="single"/>
-          </w:rPr>
-          <w:t>Jos 9:17</w:t>
-        </w:r>
-      </w:hyperlink>
+      <w:r>
+        <w:rPr>
+          <w:lang w:val="es_ES" w:bidi="es_ES"/>
+        </w:rPr>
+        <w:t>Jos 9:17</w:t>
+      </w:r>
       <w:r>
         <w:rPr>
           <w:lang w:val="es_ES" w:bidi="es_ES"/>
@@ -562,36 +526,24 @@
         </w:rPr>
         <w:t>Ciudad asignada a la tribu de Judá (</w:t>
       </w:r>
-      <w:hyperlink r:id="rId19">
-        <w:r>
-          <w:rPr>
-            <w:lang w:val="es_ES" w:bidi="es_ES"/>
-          </w:rPr>
-          <w:rPr>
-            <w:color w:val="0000EE"/>
-            <w:u w:val="single"/>
-          </w:rPr>
-          <w:t>Jos 15:44,</w:t>
-        </w:r>
-      </w:hyperlink>
+      <w:r>
+        <w:rPr>
+          <w:lang w:val="es_ES" w:bidi="es_ES"/>
+        </w:rPr>
+        <w:t>Jos 15:44,</w:t>
+      </w:r>
       <w:r>
         <w:rPr>
           <w:lang w:val="es_ES" w:bidi="es_ES"/>
         </w:rPr>
         <w:t xml:space="preserve"> </w:t>
       </w:r>
-      <w:hyperlink r:id="rId20">
-        <w:r>
-          <w:rPr>
-            <w:lang w:val="es_ES" w:bidi="es_ES"/>
-          </w:rPr>
-          <w:rPr>
-            <w:color w:val="0000EE"/>
-            <w:u w:val="single"/>
-          </w:rPr>
-          <w:t>1 Cro 4:19</w:t>
-        </w:r>
-      </w:hyperlink>
+      <w:r>
+        <w:rPr>
+          <w:lang w:val="es_ES" w:bidi="es_ES"/>
+        </w:rPr>
+        <w:t>1 Cro 4:19</w:t>
+      </w:r>
       <w:r>
         <w:rPr>
           <w:lang w:val="es_ES" w:bidi="es_ES"/>
@@ -612,18 +564,12 @@
         </w:rPr>
         <w:t>David lideró una audaz expedición a Keila para liberarla de las bandas de filisteos que saqueaban el grano de sus eras. Hizo de ella su residencia por un tiempo y esperaba ganar la lealtad de su gente. Sin embargo, cuando se hizo evidente que los hombres de Keila estaban conspirando para entregarlo a él y a sus hombres a Saúl, se retiró al desierto de Zif (</w:t>
       </w:r>
-      <w:hyperlink r:id="rId21">
-        <w:r>
-          <w:rPr>
-            <w:lang w:val="es_ES" w:bidi="es_ES"/>
-          </w:rPr>
-          <w:rPr>
-            <w:color w:val="0000EE"/>
-            <w:u w:val="single"/>
-          </w:rPr>
-          <w:t>1 Sm 23:1–14</w:t>
-        </w:r>
-      </w:hyperlink>
+      <w:r>
+        <w:rPr>
+          <w:lang w:val="es_ES" w:bidi="es_ES"/>
+        </w:rPr>
+        <w:t>1 Sm 23:1–14</w:t>
+      </w:r>
       <w:r>
         <w:rPr>
           <w:lang w:val="es_ES" w:bidi="es_ES"/>
@@ -644,18 +590,12 @@
         </w:rPr>
         <w:t>Keila fue repoblada por judíos después del Cautiverio y se dividió en dos distritos, gobernados por Hasabías y Bavvai. Sus gobernantes fueron incluidos en la lista de aquellos que participaron en la reconstrucción del muro de Jerusalén bajo el liderazgo de Nehemías (</w:t>
       </w:r>
-      <w:hyperlink r:id="rId22">
-        <w:r>
-          <w:rPr>
-            <w:lang w:val="es_ES" w:bidi="es_ES"/>
-          </w:rPr>
-          <w:rPr>
-            <w:color w:val="0000EE"/>
-            <w:u w:val="single"/>
-          </w:rPr>
-          <w:t>Ne 3:17–18</w:t>
-        </w:r>
-      </w:hyperlink>
+      <w:r>
+        <w:rPr>
+          <w:lang w:val="es_ES" w:bidi="es_ES"/>
+        </w:rPr>
+        <w:t>Ne 3:17–18</w:t>
+      </w:r>
       <w:r>
         <w:rPr>
           <w:lang w:val="es_ES" w:bidi="es_ES"/>
@@ -710,18 +650,12 @@
         </w:rPr>
         <w:t xml:space="preserve">Descendiente de Caleb de la tribu de Judá, conocido como el Garmita en </w:t>
       </w:r>
-      <w:hyperlink r:id="rId20">
-        <w:r>
-          <w:rPr>
-            <w:lang w:val="es_ES" w:bidi="es_ES"/>
-          </w:rPr>
-          <w:rPr>
-            <w:color w:val="0000EE"/>
-            <w:u w:val="single"/>
-          </w:rPr>
-          <w:t>1 Crónicas 4:19</w:t>
-        </w:r>
-      </w:hyperlink>
+      <w:r>
+        <w:rPr>
+          <w:lang w:val="es_ES" w:bidi="es_ES"/>
+        </w:rPr>
+        <w:t>1 Crónicas 4:19</w:t>
+      </w:r>
       <w:r>
         <w:rPr>
           <w:lang w:val="es_ES" w:bidi="es_ES"/>
@@ -776,95 +710,53 @@
         </w:rPr>
         <w:t>Un levita fue culpable de casarse con una esposa pagana (</w:t>
       </w:r>
-      <w:hyperlink r:id="rId23">
-        <w:r>
-          <w:rPr>
-            <w:lang w:val="es_ES" w:bidi="es_ES"/>
-          </w:rPr>
-          <w:rPr>
-            <w:color w:val="0000EE"/>
-            <w:u w:val="single"/>
-          </w:rPr>
-          <w:t>Esd 10:18</w:t>
-        </w:r>
-      </w:hyperlink>
+      <w:r>
+        <w:rPr>
+          <w:lang w:val="es_ES" w:bidi="es_ES"/>
+        </w:rPr>
+        <w:t>Esd 10:18</w:t>
+      </w:r>
       <w:r>
         <w:rPr>
           <w:lang w:val="es_ES" w:bidi="es_ES"/>
         </w:rPr>
         <w:t xml:space="preserve">). Según el versículo </w:t>
       </w:r>
-      <w:hyperlink r:id="rId24">
-        <w:r>
-          <w:rPr>
-            <w:lang w:val="es_ES" w:bidi="es_ES"/>
-          </w:rPr>
-          <w:rPr>
-            <w:color w:val="0000EE"/>
-            <w:u w:val="single"/>
-          </w:rPr>
-          <w:t>23</w:t>
-        </w:r>
-      </w:hyperlink>
+      <w:r>
+        <w:rPr>
+          <w:lang w:val="es_ES" w:bidi="es_ES"/>
+        </w:rPr>
+        <w:t>23</w:t>
+      </w:r>
       <w:r>
         <w:rPr>
           <w:lang w:val="es_ES" w:bidi="es_ES"/>
         </w:rPr>
         <w:t xml:space="preserve">, Kelaía también es llamado Celita. Un levita llamado Celita también aparece en </w:t>
       </w:r>
-      <w:hyperlink r:id="rId25">
-        <w:r>
-          <w:rPr>
-            <w:lang w:val="es_ES" w:bidi="es_ES"/>
-          </w:rPr>
-          <w:rPr>
-            <w:color w:val="0000EE"/>
-            <w:u w:val="single"/>
-          </w:rPr>
-          <w:t>Nehemías 8:7</w:t>
-        </w:r>
-      </w:hyperlink>
+      <w:r>
+        <w:rPr>
+          <w:lang w:val="es_ES" w:bidi="es_ES"/>
+        </w:rPr>
+        <w:t>Nehemías 8:7</w:t>
+      </w:r>
       <w:r>
         <w:rPr>
           <w:lang w:val="es_ES" w:bidi="es_ES"/>
         </w:rPr>
         <w:t xml:space="preserve">, </w:t>
       </w:r>
-      <w:hyperlink r:id="rId26">
-        <w:r>
-          <w:rPr>
-            <w:lang w:val="es_ES" w:bidi="es_ES"/>
-          </w:rPr>
-          <w:rPr>
-            <w:color w:val="0000EE"/>
-            <w:u w:val="single"/>
-          </w:rPr>
-          <w:t>10:10</w:t>
-        </w:r>
-      </w:hyperlink>
-      <w:r>
-        <w:rPr>
-          <w:lang w:val="es_ES" w:bidi="es_ES"/>
-        </w:rPr>
-        <w:t xml:space="preserve">, y </w:t>
-      </w:r>
-      <w:hyperlink r:id="rId27">
-        <w:r>
-          <w:rPr>
-            <w:lang w:val="es_ES" w:bidi="es_ES"/>
-          </w:rPr>
-          <w:rPr>
-            <w:color w:val="0000EE"/>
-            <w:u w:val="single"/>
-          </w:rPr>
-          <w:t>1 Esdras 9:48</w:t>
-        </w:r>
-      </w:hyperlink>
-      <w:r>
-        <w:rPr>
-          <w:lang w:val="es_ES" w:bidi="es_ES"/>
-        </w:rPr>
-        <w:t>, donde es uno de los que ayudaron a Esdras a exponer la ley y que puso su sello en el pacto de Esdras. No se puede determinar con certeza si Kelaía y Celita son la misma persona.</w:t>
+      <w:r>
+        <w:rPr>
+          <w:lang w:val="es_ES" w:bidi="es_ES"/>
+        </w:rPr>
+        <w:t>10:10</w:t>
+      </w:r>
+      <w:r>
+        <w:rPr>
+          <w:lang w:val="es_ES" w:bidi="es_ES"/>
+        </w:rPr>
+        <w:t>, y 1 Esdras 9:48, donde es uno de los que ayudaron a Esdras a exponer la ley y que puso su sello en el pacto de Esdras. No se puede determinar con certeza si Kelaía y Celita son la misma persona.</w:t>
       </w:r>
       <w:r>
         <w:rPr>
@@ -922,18 +814,12 @@
         </w:rPr>
         <w:t>El tercer hijo de Nacor (el hermano del patriarca Abraham) fue el padre de Aram (</w:t>
       </w:r>
-      <w:hyperlink r:id="rId28">
-        <w:r>
-          <w:rPr>
-            <w:lang w:val="es_ES" w:bidi="es_ES"/>
-          </w:rPr>
-          <w:rPr>
-            <w:color w:val="0000EE"/>
-            <w:u w:val="single"/>
-          </w:rPr>
-          <w:t>Génesis 22:21</w:t>
-        </w:r>
-      </w:hyperlink>
+      <w:r>
+        <w:rPr>
+          <w:lang w:val="es_ES" w:bidi="es_ES"/>
+        </w:rPr>
+        <w:t>Génesis 22:21</w:t>
+      </w:r>
       <w:r>
         <w:rPr>
           <w:lang w:val="es_ES" w:bidi="es_ES"/>
@@ -958,18 +844,12 @@
         </w:rPr>
         <w:t>Un hijo de Siftán de la tribu de Efraín. Fue uno de los doce hombres seleccionados para dividir la tierra entre las tribus israelitas (</w:t>
       </w:r>
-      <w:hyperlink r:id="rId29">
-        <w:r>
-          <w:rPr>
-            <w:lang w:val="es_ES" w:bidi="es_ES"/>
-          </w:rPr>
-          <w:rPr>
-            <w:color w:val="0000EE"/>
-            <w:u w:val="single"/>
-          </w:rPr>
-          <w:t>Números 34:24</w:t>
-        </w:r>
-      </w:hyperlink>
+      <w:r>
+        <w:rPr>
+          <w:lang w:val="es_ES" w:bidi="es_ES"/>
+        </w:rPr>
+        <w:t>Números 34:24</w:t>
+      </w:r>
       <w:r>
         <w:rPr>
           <w:lang w:val="es_ES" w:bidi="es_ES"/>
@@ -994,18 +874,12 @@
         </w:rPr>
         <w:t>El padre de Hasabías fue un líder de los levitas durante el reinado del rey David (</w:t>
       </w:r>
-      <w:hyperlink r:id="rId30">
-        <w:r>
-          <w:rPr>
-            <w:lang w:val="es_ES" w:bidi="es_ES"/>
-          </w:rPr>
-          <w:rPr>
-            <w:color w:val="0000EE"/>
-            <w:u w:val="single"/>
-          </w:rPr>
-          <w:t>1 Crónicas 27:17</w:t>
-        </w:r>
-      </w:hyperlink>
+      <w:r>
+        <w:rPr>
+          <w:lang w:val="es_ES" w:bidi="es_ES"/>
+        </w:rPr>
+        <w:t>1 Crónicas 27:17</w:t>
+      </w:r>
       <w:r>
         <w:rPr>
           <w:lang w:val="es_ES" w:bidi="es_ES"/>
@@ -1072,36 +946,24 @@
         </w:rPr>
         <w:t>, hijo de Disón (</w:t>
       </w:r>
-      <w:hyperlink r:id="rId31">
-        <w:r>
-          <w:rPr>
-            <w:lang w:val="es_ES" w:bidi="es_ES"/>
-          </w:rPr>
-          <w:rPr>
-            <w:color w:val="0000EE"/>
-            <w:u w:val="single"/>
-          </w:rPr>
-          <w:t>Gn 36:26</w:t>
-        </w:r>
-      </w:hyperlink>
+      <w:r>
+        <w:rPr>
+          <w:lang w:val="es_ES" w:bidi="es_ES"/>
+        </w:rPr>
+        <w:t>Gn 36:26</w:t>
+      </w:r>
       <w:r>
         <w:rPr>
           <w:lang w:val="es_ES" w:bidi="es_ES"/>
         </w:rPr>
         <w:t xml:space="preserve">; </w:t>
       </w:r>
-      <w:hyperlink r:id="rId32">
-        <w:r>
-          <w:rPr>
-            <w:lang w:val="es_ES" w:bidi="es_ES"/>
-          </w:rPr>
-          <w:rPr>
-            <w:color w:val="0000EE"/>
-            <w:u w:val="single"/>
-          </w:rPr>
-          <w:t>1 Cro 1:41</w:t>
-        </w:r>
-      </w:hyperlink>
+      <w:r>
+        <w:rPr>
+          <w:lang w:val="es_ES" w:bidi="es_ES"/>
+        </w:rPr>
+        <w:t>1 Cro 1:41</w:t>
+      </w:r>
       <w:r>
         <w:rPr>
           <w:lang w:val="es_ES" w:bidi="es_ES"/>
@@ -1648,18 +1510,12 @@
         </w:rPr>
         <w:t>Otra forma de escribir el Arroyo de Querit, donde el Señor le indicó al profeta Elías que se ocultara del Rey Acab durante una hambruna que había predicho (</w:t>
       </w:r>
-      <w:hyperlink r:id="rId33">
-        <w:r>
-          <w:rPr>
-            <w:lang w:val="es_ES" w:bidi="es_ES"/>
-          </w:rPr>
-          <w:rPr>
-            <w:color w:val="0000EE"/>
-            <w:u w:val="single"/>
-          </w:rPr>
-          <w:t>1 Re 17:2–6</w:t>
-        </w:r>
-      </w:hyperlink>
+      <w:r>
+        <w:rPr>
+          <w:lang w:val="es_ES" w:bidi="es_ES"/>
+        </w:rPr>
+        <w:t>1 Re 17:2–6</w:t>
+      </w:r>
       <w:r>
         <w:rPr>
           <w:lang w:val="es_ES" w:bidi="es_ES"/>
@@ -1739,36 +1595,24 @@
         </w:rPr>
         <w:t>Uno de los sirvientes del templo, cuyos descendientes regresaron a Jerusalén con Zorobabel (</w:t>
       </w:r>
-      <w:hyperlink r:id="rId34">
-        <w:r>
-          <w:rPr>
-            <w:lang w:val="es_ES" w:bidi="es_ES"/>
-          </w:rPr>
-          <w:rPr>
-            <w:color w:val="0000EE"/>
-            <w:u w:val="single"/>
-          </w:rPr>
-          <w:t>Esd 2:44,</w:t>
-        </w:r>
-      </w:hyperlink>
+      <w:r>
+        <w:rPr>
+          <w:lang w:val="es_ES" w:bidi="es_ES"/>
+        </w:rPr>
+        <w:t>Esd 2:44,</w:t>
+      </w:r>
       <w:r>
         <w:rPr>
           <w:lang w:val="es_ES" w:bidi="es_ES"/>
         </w:rPr>
         <w:t xml:space="preserve"> </w:t>
       </w:r>
-      <w:hyperlink r:id="rId35">
-        <w:r>
-          <w:rPr>
-            <w:lang w:val="es_ES" w:bidi="es_ES"/>
-          </w:rPr>
-          <w:rPr>
-            <w:color w:val="0000EE"/>
-            <w:u w:val="single"/>
-          </w:rPr>
-          <w:t>Ne 7:47</w:t>
-        </w:r>
-      </w:hyperlink>
+      <w:r>
+        <w:rPr>
+          <w:lang w:val="es_ES" w:bidi="es_ES"/>
+        </w:rPr>
+        <w:t>Ne 7:47</w:t>
+      </w:r>
       <w:r>
         <w:rPr>
           <w:lang w:val="es_ES" w:bidi="es_ES"/>
@@ -1904,18 +1748,12 @@
         </w:rPr>
         <w:t>Otra forma de escribir Chesalon, una ciudad en el norte de Judá cerca de la frontera de Dan (</w:t>
       </w:r>
-      <w:hyperlink r:id="rId36">
-        <w:r>
-          <w:rPr>
-            <w:lang w:val="es_ES" w:bidi="es_ES"/>
-          </w:rPr>
-          <w:rPr>
-            <w:color w:val="0000EE"/>
-            <w:u w:val="single"/>
-          </w:rPr>
-          <w:t>Jos 15:10</w:t>
-        </w:r>
-      </w:hyperlink>
+      <w:r>
+        <w:rPr>
+          <w:lang w:val="es_ES" w:bidi="es_ES"/>
+        </w:rPr>
+        <w:t>Jos 15:10</w:t>
+      </w:r>
       <w:r>
         <w:rPr>
           <w:lang w:val="es_ES" w:bidi="es_ES"/>
@@ -2003,18 +1841,12 @@
         </w:rPr>
         <w:t>Otra forma de escribir Chêsed, hijo de Milca y Nacor (</w:t>
       </w:r>
-      <w:hyperlink r:id="rId37">
-        <w:r>
-          <w:rPr>
-            <w:lang w:val="es_ES" w:bidi="es_ES"/>
-          </w:rPr>
-          <w:rPr>
-            <w:color w:val="0000EE"/>
-            <w:u w:val="single"/>
-          </w:rPr>
-          <w:t>Gn 22:22</w:t>
-        </w:r>
-      </w:hyperlink>
+      <w:r>
+        <w:rPr>
+          <w:lang w:val="es_ES" w:bidi="es_ES"/>
+        </w:rPr>
+        <w:t>Gn 22:22</w:t>
+      </w:r>
       <w:r>
         <w:rPr>
           <w:lang w:val="es_ES" w:bidi="es_ES"/>
@@ -2155,54 +1987,36 @@
         </w:rPr>
         <w:t>Un peso de valor indeterminado (</w:t>
       </w:r>
-      <w:hyperlink r:id="rId38">
-        <w:r>
-          <w:rPr>
-            <w:lang w:val="es_ES" w:bidi="es_ES"/>
-          </w:rPr>
-          <w:rPr>
-            <w:color w:val="0000EE"/>
-            <w:u w:val="single"/>
-          </w:rPr>
-          <w:t>Gn 33:19,</w:t>
-        </w:r>
-      </w:hyperlink>
+      <w:r>
+        <w:rPr>
+          <w:lang w:val="es_ES" w:bidi="es_ES"/>
+        </w:rPr>
+        <w:t>Gn 33:19,</w:t>
+      </w:r>
       <w:r>
         <w:rPr>
           <w:lang w:val="es_ES" w:bidi="es_ES"/>
         </w:rPr>
         <w:t xml:space="preserve"> </w:t>
       </w:r>
-      <w:hyperlink r:id="rId39">
-        <w:r>
-          <w:rPr>
-            <w:lang w:val="es_ES" w:bidi="es_ES"/>
-          </w:rPr>
-          <w:rPr>
-            <w:color w:val="0000EE"/>
-            <w:u w:val="single"/>
-          </w:rPr>
-          <w:t>Jos 24:32,</w:t>
-        </w:r>
-      </w:hyperlink>
+      <w:r>
+        <w:rPr>
+          <w:lang w:val="es_ES" w:bidi="es_ES"/>
+        </w:rPr>
+        <w:t>Jos 24:32,</w:t>
+      </w:r>
       <w:r>
         <w:rPr>
           <w:lang w:val="es_ES" w:bidi="es_ES"/>
         </w:rPr>
         <w:t xml:space="preserve"> </w:t>
       </w:r>
-      <w:hyperlink r:id="rId40">
-        <w:r>
-          <w:rPr>
-            <w:lang w:val="es_ES" w:bidi="es_ES"/>
-          </w:rPr>
-          <w:rPr>
-            <w:color w:val="0000EE"/>
-            <w:u w:val="single"/>
-          </w:rPr>
-          <w:t>Jb 42:11</w:t>
-        </w:r>
-      </w:hyperlink>
+      <w:r>
+        <w:rPr>
+          <w:lang w:val="es_ES" w:bidi="es_ES"/>
+        </w:rPr>
+        <w:t>Jb 42:11</w:t>
+      </w:r>
       <w:r>
         <w:rPr>
           <w:lang w:val="es_ES" w:bidi="es_ES"/>
@@ -2290,18 +2104,12 @@
         </w:rPr>
         <w:t>Otra ortografía para Quesulot, un pueblo en Isacar (</w:t>
       </w:r>
-      <w:hyperlink r:id="rId41">
-        <w:r>
-          <w:rPr>
-            <w:lang w:val="es_ES" w:bidi="es_ES"/>
-          </w:rPr>
-          <w:rPr>
-            <w:color w:val="0000EE"/>
-            <w:u w:val="single"/>
-          </w:rPr>
-          <w:t>Jos 19:18</w:t>
-        </w:r>
-      </w:hyperlink>
+      <w:r>
+        <w:rPr>
+          <w:lang w:val="es_ES" w:bidi="es_ES"/>
+        </w:rPr>
+        <w:t>Jos 19:18</w:t>
+      </w:r>
       <w:r>
         <w:rPr>
           <w:lang w:val="es_ES" w:bidi="es_ES"/>
@@ -2380,18 +2188,12 @@
         </w:rPr>
         <w:t>, una ciudad en el territorio de Judá (</w:t>
       </w:r>
-      <w:hyperlink r:id="rId42">
-        <w:r>
-          <w:rPr>
-            <w:lang w:val="es_ES" w:bidi="es_ES"/>
-          </w:rPr>
-          <w:rPr>
-            <w:color w:val="0000EE"/>
-            <w:u w:val="single"/>
-          </w:rPr>
-          <w:t>Gn 38:5</w:t>
-        </w:r>
-      </w:hyperlink>
+      <w:r>
+        <w:rPr>
+          <w:lang w:val="es_ES" w:bidi="es_ES"/>
+        </w:rPr>
+        <w:t>Gn 38:5</w:t>
+      </w:r>
       <w:r>
         <w:rPr>
           <w:lang w:val="es_ES" w:bidi="es_ES"/>
@@ -2465,54 +2267,36 @@
         </w:rPr>
         <w:t>Ubicación en el desierto donde fueron enterrados los israelitas que murieron por la plaga al desear carne de Egipto (</w:t>
       </w:r>
-      <w:hyperlink r:id="rId43">
-        <w:r>
-          <w:rPr>
-            <w:lang w:val="es_ES" w:bidi="es_ES"/>
-          </w:rPr>
-          <w:rPr>
-            <w:color w:val="0000EE"/>
-            <w:u w:val="single"/>
-          </w:rPr>
-          <w:t>Nm 11:34–35</w:t>
-        </w:r>
-      </w:hyperlink>
+      <w:r>
+        <w:rPr>
+          <w:lang w:val="es_ES" w:bidi="es_ES"/>
+        </w:rPr>
+        <w:t>Nm 11:34–35</w:t>
+      </w:r>
       <w:r>
         <w:rPr>
           <w:lang w:val="es_ES" w:bidi="es_ES"/>
         </w:rPr>
         <w:t xml:space="preserve">, </w:t>
       </w:r>
-      <w:hyperlink r:id="rId44">
-        <w:r>
-          <w:rPr>
-            <w:lang w:val="es_ES" w:bidi="es_ES"/>
-          </w:rPr>
-          <w:rPr>
-            <w:color w:val="0000EE"/>
-            <w:u w:val="single"/>
-          </w:rPr>
-          <w:t>33:16–17</w:t>
-        </w:r>
-      </w:hyperlink>
+      <w:r>
+        <w:rPr>
+          <w:lang w:val="es_ES" w:bidi="es_ES"/>
+        </w:rPr>
+        <w:t>33:16–17</w:t>
+      </w:r>
       <w:r>
         <w:rPr>
           <w:lang w:val="es_ES" w:bidi="es_ES"/>
         </w:rPr>
         <w:t xml:space="preserve">; </w:t>
       </w:r>
-      <w:hyperlink r:id="rId45">
-        <w:r>
-          <w:rPr>
-            <w:lang w:val="es_ES" w:bidi="es_ES"/>
-          </w:rPr>
-          <w:rPr>
-            <w:color w:val="0000EE"/>
-            <w:u w:val="single"/>
-          </w:rPr>
-          <w:t>Dt 9:22</w:t>
-        </w:r>
-      </w:hyperlink>
+      <w:r>
+        <w:rPr>
+          <w:lang w:val="es_ES" w:bidi="es_ES"/>
+        </w:rPr>
+        <w:t>Dt 9:22</w:t>
+      </w:r>
       <w:r>
         <w:rPr>
           <w:lang w:val="es_ES" w:bidi="es_ES"/>
@@ -2600,36 +2384,24 @@
         </w:rPr>
         <w:t>Una de las varias ciudades en Efraín entregadas a la familia levítica de Coat después de la conquista de Canaán (</w:t>
       </w:r>
-      <w:hyperlink r:id="rId46">
-        <w:r>
-          <w:rPr>
-            <w:lang w:val="es_ES" w:bidi="es_ES"/>
-          </w:rPr>
-          <w:rPr>
-            <w:color w:val="0000EE"/>
-            <w:u w:val="single"/>
-          </w:rPr>
-          <w:t>Jos 21:22</w:t>
-        </w:r>
-      </w:hyperlink>
+      <w:r>
+        <w:rPr>
+          <w:lang w:val="es_ES" w:bidi="es_ES"/>
+        </w:rPr>
+        <w:t>Jos 21:22</w:t>
+      </w:r>
       <w:r>
         <w:rPr>
           <w:lang w:val="es_ES" w:bidi="es_ES"/>
         </w:rPr>
         <w:t xml:space="preserve">). Probablemente sea la misma que Jocmeam mencionada en </w:t>
       </w:r>
-      <w:hyperlink r:id="rId47">
-        <w:r>
-          <w:rPr>
-            <w:lang w:val="es_ES" w:bidi="es_ES"/>
-          </w:rPr>
-          <w:rPr>
-            <w:color w:val="0000EE"/>
-            <w:u w:val="single"/>
-          </w:rPr>
-          <w:t>1 Crónicas 6:68</w:t>
-        </w:r>
-      </w:hyperlink>
+      <w:r>
+        <w:rPr>
+          <w:lang w:val="es_ES" w:bidi="es_ES"/>
+        </w:rPr>
+        <w:t>1 Crónicas 6:68</w:t>
+      </w:r>
       <w:r>
         <w:rPr>
           <w:lang w:val="es_ES" w:bidi="es_ES"/>
@@ -2684,54 +2456,36 @@
         </w:rPr>
         <w:t>1. Ciudad mesopotámica de la cual los sirios emigraron a Damasco y a la que más tarde fueron exiliados por los asirios (</w:t>
       </w:r>
-      <w:hyperlink r:id="rId48">
-        <w:r>
-          <w:rPr>
-            <w:lang w:val="es_ES" w:bidi="es_ES"/>
-          </w:rPr>
-          <w:rPr>
-            <w:color w:val="0000EE"/>
-            <w:u w:val="single"/>
-          </w:rPr>
-          <w:t>Am 1:5,</w:t>
-        </w:r>
-      </w:hyperlink>
+      <w:r>
+        <w:rPr>
+          <w:lang w:val="es_ES" w:bidi="es_ES"/>
+        </w:rPr>
+        <w:t>Am 1:5,</w:t>
+      </w:r>
       <w:r>
         <w:rPr>
           <w:lang w:val="es_ES" w:bidi="es_ES"/>
         </w:rPr>
         <w:t xml:space="preserve"> </w:t>
       </w:r>
-      <w:hyperlink r:id="rId49">
-        <w:r>
-          <w:rPr>
-            <w:lang w:val="es_ES" w:bidi="es_ES"/>
-          </w:rPr>
-          <w:rPr>
-            <w:color w:val="0000EE"/>
-            <w:u w:val="single"/>
-          </w:rPr>
-          <w:t>9:7</w:t>
-        </w:r>
-      </w:hyperlink>
+      <w:r>
+        <w:rPr>
+          <w:lang w:val="es_ES" w:bidi="es_ES"/>
+        </w:rPr>
+        <w:t>9:7</w:t>
+      </w:r>
       <w:r>
         <w:rPr>
           <w:lang w:val="es_ES" w:bidi="es_ES"/>
         </w:rPr>
         <w:t>). La huida de Kir a Aram fue similar al éxodo de los israelitas. Debió haber sido una experiencia terriblemente amarga ser deportados (por Tiglat-Pileser) de regreso a Kir (</w:t>
       </w:r>
-      <w:hyperlink r:id="rId50">
-        <w:r>
-          <w:rPr>
-            <w:lang w:val="es_ES" w:bidi="es_ES"/>
-          </w:rPr>
-          <w:rPr>
-            <w:color w:val="0000EE"/>
-            <w:u w:val="single"/>
-          </w:rPr>
-          <w:t>2 Re 16:9</w:t>
-        </w:r>
-      </w:hyperlink>
+      <w:r>
+        <w:rPr>
+          <w:lang w:val="es_ES" w:bidi="es_ES"/>
+        </w:rPr>
+        <w:t>2 Re 16:9</w:t>
+      </w:r>
       <w:r>
         <w:rPr>
           <w:lang w:val="es_ES" w:bidi="es_ES"/>
@@ -2752,72 +2506,48 @@
         </w:rPr>
         <w:t>2. Fortaleza usualmente identificada con la antigua capital de Moab. Los soldados de Kir estaban asociados con los de Elam (</w:t>
       </w:r>
-      <w:hyperlink r:id="rId51">
-        <w:r>
-          <w:rPr>
-            <w:lang w:val="es_ES" w:bidi="es_ES"/>
-          </w:rPr>
-          <w:rPr>
-            <w:color w:val="0000EE"/>
-            <w:u w:val="single"/>
-          </w:rPr>
-          <w:t>Is 22:6</w:t>
-        </w:r>
-      </w:hyperlink>
+      <w:r>
+        <w:rPr>
+          <w:lang w:val="es_ES" w:bidi="es_ES"/>
+        </w:rPr>
+        <w:t>Is 22:6</w:t>
+      </w:r>
       <w:r>
         <w:rPr>
           <w:lang w:val="es_ES" w:bidi="es_ES"/>
         </w:rPr>
         <w:t>). Asimismo, Kir fue equiparado con Ar en el lamento de Isaías sobre Moab (</w:t>
       </w:r>
-      <w:hyperlink r:id="rId52">
-        <w:r>
-          <w:rPr>
-            <w:lang w:val="es_ES" w:bidi="es_ES"/>
-          </w:rPr>
-          <w:rPr>
-            <w:color w:val="0000EE"/>
-            <w:u w:val="single"/>
-          </w:rPr>
-          <w:t>Is 15:1</w:t>
-        </w:r>
-      </w:hyperlink>
+      <w:r>
+        <w:rPr>
+          <w:lang w:val="es_ES" w:bidi="es_ES"/>
+        </w:rPr>
+        <w:t>Is 15:1</w:t>
+      </w:r>
       <w:r>
         <w:rPr>
           <w:lang w:val="es_ES" w:bidi="es_ES"/>
         </w:rPr>
         <w:t>). Kir-moab, por lo tanto, probablemente es el mismo que Kir-hareseth (</w:t>
       </w:r>
-      <w:hyperlink r:id="rId53">
-        <w:r>
-          <w:rPr>
-            <w:lang w:val="es_ES" w:bidi="es_ES"/>
-          </w:rPr>
-          <w:rPr>
-            <w:color w:val="0000EE"/>
-            <w:u w:val="single"/>
-          </w:rPr>
-          <w:t>2 Re 3:25</w:t>
-        </w:r>
-      </w:hyperlink>
+      <w:r>
+        <w:rPr>
+          <w:lang w:val="es_ES" w:bidi="es_ES"/>
+        </w:rPr>
+        <w:t>2 Re 3:25</w:t>
+      </w:r>
       <w:r>
         <w:rPr>
           <w:lang w:val="es_ES" w:bidi="es_ES"/>
         </w:rPr>
         <w:t xml:space="preserve">, </w:t>
       </w:r>
-      <w:hyperlink r:id="rId54">
-        <w:r>
-          <w:rPr>
-            <w:lang w:val="es_ES" w:bidi="es_ES"/>
-          </w:rPr>
-          <w:rPr>
-            <w:color w:val="0000EE"/>
-            <w:u w:val="single"/>
-          </w:rPr>
-          <w:t>Is 16:7</w:t>
-        </w:r>
-      </w:hyperlink>
+      <w:r>
+        <w:rPr>
+          <w:lang w:val="es_ES" w:bidi="es_ES"/>
+        </w:rPr>
+        <w:t>Is 16:7</w:t>
+      </w:r>
       <w:r>
         <w:rPr>
           <w:lang w:val="es_ES" w:bidi="es_ES"/>
@@ -2964,18 +2694,12 @@
         </w:rPr>
         <w:t>1. Pueblo en la meseta moabita, mencionado durante la marcha de los cuatro reyes contra los cinco (</w:t>
       </w:r>
-      <w:hyperlink r:id="rId55">
-        <w:r>
-          <w:rPr>
-            <w:lang w:val="es_ES" w:bidi="es_ES"/>
-          </w:rPr>
-          <w:rPr>
-            <w:color w:val="0000EE"/>
-            <w:u w:val="single"/>
-          </w:rPr>
-          <w:t>Gn 14:5</w:t>
-        </w:r>
-      </w:hyperlink>
+      <w:r>
+        <w:rPr>
+          <w:lang w:val="es_ES" w:bidi="es_ES"/>
+        </w:rPr>
+        <w:t>Gn 14:5</w:t>
+      </w:r>
       <w:r>
         <w:rPr>
           <w:lang w:val="es_ES" w:bidi="es_ES"/>
@@ -2994,72 +2718,48 @@
         </w:rPr>
         <w:t>fueron atacados. Fue capturado por los israelitas de Sehón (</w:t>
       </w:r>
-      <w:hyperlink r:id="rId56">
-        <w:r>
-          <w:rPr>
-            <w:lang w:val="es_ES" w:bidi="es_ES"/>
-          </w:rPr>
-          <w:rPr>
-            <w:color w:val="0000EE"/>
-            <w:u w:val="single"/>
-          </w:rPr>
-          <w:t>Nm 32:37</w:t>
-        </w:r>
-      </w:hyperlink>
+      <w:r>
+        <w:rPr>
+          <w:lang w:val="es_ES" w:bidi="es_ES"/>
+        </w:rPr>
+        <w:t>Nm 32:37</w:t>
+      </w:r>
       <w:r>
         <w:rPr>
           <w:lang w:val="es_ES" w:bidi="es_ES"/>
         </w:rPr>
         <w:t>) e incluido en la herencia de Rubén (</w:t>
       </w:r>
-      <w:hyperlink r:id="rId57">
-        <w:r>
-          <w:rPr>
-            <w:lang w:val="es_ES" w:bidi="es_ES"/>
-          </w:rPr>
-          <w:rPr>
-            <w:color w:val="0000EE"/>
-            <w:u w:val="single"/>
-          </w:rPr>
-          <w:t>Jos 13:19</w:t>
-        </w:r>
-      </w:hyperlink>
+      <w:r>
+        <w:rPr>
+          <w:lang w:val="es_ES" w:bidi="es_ES"/>
+        </w:rPr>
+        <w:t>Jos 13:19</w:t>
+      </w:r>
       <w:r>
         <w:rPr>
           <w:lang w:val="es_ES" w:bidi="es_ES"/>
         </w:rPr>
         <w:t>). La Piedra Moabita registra que Sehón fortificó el lugar después de obtener el control de la meseta; en el siglo VII a.C., todavía estaba bajo control moabita (</w:t>
       </w:r>
-      <w:hyperlink r:id="rId58">
-        <w:r>
-          <w:rPr>
-            <w:lang w:val="es_ES" w:bidi="es_ES"/>
-          </w:rPr>
-          <w:rPr>
-            <w:color w:val="0000EE"/>
-            <w:u w:val="single"/>
-          </w:rPr>
-          <w:t>Jr 48:1,23;</w:t>
-        </w:r>
-      </w:hyperlink>
+      <w:r>
+        <w:rPr>
+          <w:lang w:val="es_ES" w:bidi="es_ES"/>
+        </w:rPr>
+        <w:t>Jr 48:1,23;</w:t>
+      </w:r>
       <w:r>
         <w:rPr>
           <w:lang w:val="es_ES" w:bidi="es_ES"/>
         </w:rPr>
         <w:t xml:space="preserve"> </w:t>
       </w:r>
-      <w:hyperlink r:id="rId59">
-        <w:r>
-          <w:rPr>
-            <w:lang w:val="es_ES" w:bidi="es_ES"/>
-          </w:rPr>
-          <w:rPr>
-            <w:color w:val="0000EE"/>
-            <w:u w:val="single"/>
-          </w:rPr>
-          <w:t>Ez 25:9</w:t>
-        </w:r>
-      </w:hyperlink>
+      <w:r>
+        <w:rPr>
+          <w:lang w:val="es_ES" w:bidi="es_ES"/>
+        </w:rPr>
+        <w:t>Ez 25:9</w:t>
+      </w:r>
       <w:r>
         <w:rPr>
           <w:lang w:val="es_ES" w:bidi="es_ES"/>
@@ -3080,36 +2780,24 @@
         </w:rPr>
         <w:t>2. Pueblo levítico en el territorio de Neftalí (</w:t>
       </w:r>
-      <w:hyperlink r:id="rId60">
-        <w:r>
-          <w:rPr>
-            <w:lang w:val="es_ES" w:bidi="es_ES"/>
-          </w:rPr>
-          <w:rPr>
-            <w:color w:val="0000EE"/>
-            <w:u w:val="single"/>
-          </w:rPr>
-          <w:t>1 Cro 6:76</w:t>
-        </w:r>
-      </w:hyperlink>
+      <w:r>
+        <w:rPr>
+          <w:lang w:val="es_ES" w:bidi="es_ES"/>
+        </w:rPr>
+        <w:t>1 Cro 6:76</w:t>
+      </w:r>
       <w:r>
         <w:rPr>
           <w:lang w:val="es_ES" w:bidi="es_ES"/>
         </w:rPr>
         <w:t xml:space="preserve">), llamado Cartán en </w:t>
       </w:r>
-      <w:hyperlink r:id="rId61">
-        <w:r>
-          <w:rPr>
-            <w:lang w:val="es_ES" w:bidi="es_ES"/>
-          </w:rPr>
-          <w:rPr>
-            <w:color w:val="0000EE"/>
-            <w:u w:val="single"/>
-          </w:rPr>
-          <w:t>Josué 21:32</w:t>
-        </w:r>
-      </w:hyperlink>
+      <w:r>
+        <w:rPr>
+          <w:lang w:val="es_ES" w:bidi="es_ES"/>
+        </w:rPr>
+        <w:t>Josué 21:32</w:t>
+      </w:r>
       <w:r>
         <w:rPr>
           <w:lang w:val="es_ES" w:bidi="es_ES"/>
@@ -3197,18 +2885,12 @@
         </w:rPr>
         <w:t>Grafía de la versión RVR 1909 de Kiriataim (</w:t>
       </w:r>
-      <w:hyperlink r:id="rId56">
-        <w:r>
-          <w:rPr>
-            <w:lang w:val="es_ES" w:bidi="es_ES"/>
-          </w:rPr>
-          <w:rPr>
-            <w:color w:val="0000EE"/>
-            <w:u w:val="single"/>
-          </w:rPr>
-          <w:t>Nm 32:37</w:t>
-        </w:r>
-      </w:hyperlink>
+      <w:r>
+        <w:rPr>
+          <w:lang w:val="es_ES" w:bidi="es_ES"/>
+        </w:rPr>
+        <w:t>Nm 32:37</w:t>
+      </w:r>
       <w:r>
         <w:rPr>
           <w:lang w:val="es_ES" w:bidi="es_ES"/>
@@ -3296,54 +2978,36 @@
         </w:rPr>
         <w:t>Un antiguo nombre de Hebrón. Estaba cerca de la cueva de Macpela, el lugar de sepultura de los patriarcas (</w:t>
       </w:r>
-      <w:hyperlink r:id="rId62">
-        <w:r>
-          <w:rPr>
-            <w:lang w:val="es_ES" w:bidi="es_ES"/>
-          </w:rPr>
-          <w:rPr>
-            <w:color w:val="0000EE"/>
-            <w:u w:val="single"/>
-          </w:rPr>
-          <w:t>Gn 23:2,</w:t>
-        </w:r>
-      </w:hyperlink>
+      <w:r>
+        <w:rPr>
+          <w:lang w:val="es_ES" w:bidi="es_ES"/>
+        </w:rPr>
+        <w:t>Gn 23:2,</w:t>
+      </w:r>
       <w:r>
         <w:rPr>
           <w:lang w:val="es_ES" w:bidi="es_ES"/>
         </w:rPr>
         <w:t xml:space="preserve"> </w:t>
       </w:r>
-      <w:hyperlink r:id="rId63">
-        <w:r>
-          <w:rPr>
-            <w:lang w:val="es_ES" w:bidi="es_ES"/>
-          </w:rPr>
-          <w:rPr>
-            <w:color w:val="0000EE"/>
-            <w:u w:val="single"/>
-          </w:rPr>
-          <w:t>Jos 14:15,</w:t>
-        </w:r>
-      </w:hyperlink>
+      <w:r>
+        <w:rPr>
+          <w:lang w:val="es_ES" w:bidi="es_ES"/>
+        </w:rPr>
+        <w:t>Jos 14:15,</w:t>
+      </w:r>
       <w:r>
         <w:rPr>
           <w:lang w:val="es_ES" w:bidi="es_ES"/>
         </w:rPr>
         <w:t xml:space="preserve"> </w:t>
       </w:r>
-      <w:hyperlink r:id="rId64">
-        <w:r>
-          <w:rPr>
-            <w:lang w:val="es_ES" w:bidi="es_ES"/>
-          </w:rPr>
-          <w:rPr>
-            <w:color w:val="0000EE"/>
-            <w:u w:val="single"/>
-          </w:rPr>
-          <w:t>Jc 1:10</w:t>
-        </w:r>
-      </w:hyperlink>
+      <w:r>
+        <w:rPr>
+          <w:lang w:val="es_ES" w:bidi="es_ES"/>
+        </w:rPr>
+        <w:t>Jc 1:10</w:t>
+      </w:r>
       <w:r>
         <w:rPr>
           <w:lang w:val="es_ES" w:bidi="es_ES"/>
@@ -3506,18 +3170,12 @@
         </w:rPr>
         <w:t>El antiguo nombre hebreo para la isla de Chipre en el Mar Mediterráneo proviene de los descendientes de Javán (los Kittitas) mencionados en la Tabla de Naciones (</w:t>
       </w:r>
-      <w:hyperlink r:id="rId65">
-        <w:r>
-          <w:rPr>
-            <w:lang w:val="es_ES" w:bidi="es_ES"/>
-          </w:rPr>
-          <w:rPr>
-            <w:color w:val="0000EE"/>
-            <w:u w:val="single"/>
-          </w:rPr>
-          <w:t>Gn 10:4</w:t>
-        </w:r>
-      </w:hyperlink>
+      <w:r>
+        <w:rPr>
+          <w:lang w:val="es_ES" w:bidi="es_ES"/>
+        </w:rPr>
+        <w:t>Gn 10:4</w:t>
+      </w:r>
       <w:r>
         <w:rPr>
           <w:lang w:val="es_ES" w:bidi="es_ES"/>
@@ -3536,18 +3194,12 @@
         </w:rPr>
         <w:t>" en una visión (</w:t>
       </w:r>
-      <w:hyperlink r:id="rId66">
-        <w:r>
-          <w:rPr>
-            <w:lang w:val="es_ES" w:bidi="es_ES"/>
-          </w:rPr>
-          <w:rPr>
-            <w:color w:val="0000EE"/>
-            <w:u w:val="single"/>
-          </w:rPr>
-          <w:t>Dn 11:30</w:t>
-        </w:r>
-      </w:hyperlink>
+      <w:r>
+        <w:rPr>
+          <w:lang w:val="es_ES" w:bidi="es_ES"/>
+        </w:rPr>
+        <w:t>Dn 11:30</w:t>
+      </w:r>
       <w:r>
         <w:rPr>
           <w:lang w:val="es_ES" w:bidi="es_ES"/>
@@ -3633,25 +3285,7 @@
         <w:rPr>
           <w:lang w:val="es_ES" w:bidi="es_ES"/>
         </w:rPr>
-        <w:t>Pueblo mencionado en el libro apócrifo de Judit (</w:t>
-      </w:r>
-      <w:hyperlink r:id="rId67">
-        <w:r>
-          <w:rPr>
-            <w:lang w:val="es_ES" w:bidi="es_ES"/>
-          </w:rPr>
-          <w:rPr>
-            <w:color w:val="0000EE"/>
-            <w:u w:val="single"/>
-          </w:rPr>
-          <w:t>Jdt 4:4</w:t>
-        </w:r>
-      </w:hyperlink>
-      <w:r>
-        <w:rPr>
-          <w:lang w:val="es_ES" w:bidi="es_ES"/>
-        </w:rPr>
-        <w:t>).</w:t>
+        <w:t>Pueblo mencionado en el libro apócrifo de Judit (Jdt 4:4).</w:t>
       </w:r>
       <w:r>
         <w:rPr>
